--- a/src/main/resources/templates/GiaiNgan/phieu-tiep-nhan-ho-so_K.docx
+++ b/src/main/resources/templates/GiaiNgan/phieu-tiep-nhan-ho-so_K.docx
@@ -557,29 +557,32 @@
               <w:rPr>
                 <w:rFonts w:ascii="Times New Roman" w:eastAsia="Times New Roman" w:hAnsi="Times New Roman" w:cs="Times New Roman"/>
               </w:rPr>
-              <w:t>Hợp đồng tín dụng cụ thể số 01.104/2025/10987477/</w:t>
-            </w:r>
-            <w:proofErr w:type="gramStart"/>
-            <w:r>
-              <w:rPr>
-                <w:rFonts w:ascii="Times New Roman" w:eastAsia="Times New Roman" w:hAnsi="Times New Roman" w:cs="Times New Roman"/>
-              </w:rPr>
-              <w:t>HĐTDCT  ngày</w:t>
-            </w:r>
-            <w:proofErr w:type="gramEnd"/>
-            <w:r>
-              <w:rPr>
-                <w:rFonts w:ascii="Times New Roman" w:eastAsia="Times New Roman" w:hAnsi="Times New Roman" w:cs="Times New Roman"/>
-              </w:rPr>
-              <w:t xml:space="preserve"> 4/ </w:t>
-            </w:r>
-          </w:p>
-          <w:p>
-            <w:r>
-              <w:rPr>
-                <w:rFonts w:ascii="Times New Roman" w:eastAsia="Times New Roman" w:hAnsi="Times New Roman" w:cs="Times New Roman"/>
-              </w:rPr>
-              <w:t>2/2026</w:t>
+              <w:t>Hợp đồng tín dụng cụ thể số</w:t>
+            </w:r>
+            <w:r>
+              <w:rPr>
+                <w:rFonts w:ascii="Times New Roman" w:eastAsia="Times New Roman" w:hAnsi="Times New Roman" w:cs="Times New Roman"/>
+              </w:rPr>
+              <w:t xml:space="preserve"> {{HDTDCT}}</w:t>
+            </w:r>
+            <w:r>
+              <w:rPr>
+                <w:rFonts w:ascii="Times New Roman" w:eastAsia="Times New Roman" w:hAnsi="Times New Roman" w:cs="Times New Roman"/>
+              </w:rPr>
+              <w:t xml:space="preserve"> </w:t>
+            </w:r>
+            <w:r>
+              <w:rPr>
+                <w:rFonts w:ascii="Times New Roman" w:eastAsia="Times New Roman" w:hAnsi="Times New Roman" w:cs="Times New Roman"/>
+              </w:rPr>
+              <w:t xml:space="preserve">ngày </w:t>
+            </w:r>
+            <w:r>
+              <w:rPr>
+                <w:rFonts w:ascii="Times New Roman" w:eastAsia="Times New Roman" w:hAnsi="Times New Roman" w:cs="Times New Roman"/>
+                <w:sz w:val="24"/>
+              </w:rPr>
+              <w:t>{{CURRENT_DATE}}</w:t>
             </w:r>
           </w:p>
         </w:tc>
@@ -712,7 +715,14 @@
               <w:rPr>
                 <w:rFonts w:ascii="Times New Roman" w:eastAsia="Times New Roman" w:hAnsi="Times New Roman" w:cs="Times New Roman"/>
               </w:rPr>
-              <w:t xml:space="preserve"> 4/ 2/2026</w:t>
+              <w:t xml:space="preserve"> </w:t>
+            </w:r>
+            <w:r>
+              <w:rPr>
+                <w:rFonts w:ascii="Times New Roman" w:eastAsia="Times New Roman" w:hAnsi="Times New Roman" w:cs="Times New Roman"/>
+                <w:sz w:val="24"/>
+              </w:rPr>
+              <w:t>{{CURRENT_DATE}}</w:t>
             </w:r>
           </w:p>
         </w:tc>
@@ -1663,6 +1673,7 @@
   <w:style w:type="character" w:default="1" w:styleId="DefaultParagraphFont">
     <w:name w:val="Default Paragraph Font"/>
     <w:uiPriority w:val="1"/>
+    <w:semiHidden/>
     <w:unhideWhenUsed/>
   </w:style>
   <w:style w:type="table" w:default="1" w:styleId="TableNormal">

--- a/src/main/resources/templates/GiaiNgan/phieu-tiep-nhan-ho-so_K.docx
+++ b/src/main/resources/templates/GiaiNgan/phieu-tiep-nhan-ho-so_K.docx
@@ -330,8 +330,8 @@
     <w:tbl>
       <w:tblPr>
         <w:tblStyle w:val="TableGrid"/>
-        <w:tblW w:w="10006" w:type="dxa"/>
-        <w:tblInd w:w="64" w:type="dxa"/>
+        <w:tblW w:w="10595" w:type="dxa"/>
+        <w:tblInd w:w="-729" w:type="dxa"/>
         <w:tblCellMar>
           <w:top w:w="64" w:type="dxa"/>
           <w:left w:w="37" w:type="dxa"/>
@@ -340,12 +340,12 @@
         <w:tblLook w:val="04A0" w:firstRow="1" w:lastRow="0" w:firstColumn="1" w:lastColumn="0" w:noHBand="0" w:noVBand="1"/>
       </w:tblPr>
       <w:tblGrid>
-        <w:gridCol w:w="620"/>
-        <w:gridCol w:w="6569"/>
-        <w:gridCol w:w="629"/>
-        <w:gridCol w:w="674"/>
-        <w:gridCol w:w="674"/>
-        <w:gridCol w:w="840"/>
+        <w:gridCol w:w="719"/>
+        <w:gridCol w:w="6745"/>
+        <w:gridCol w:w="810"/>
+        <w:gridCol w:w="726"/>
+        <w:gridCol w:w="810"/>
+        <w:gridCol w:w="785"/>
       </w:tblGrid>
       <w:tr>
         <w:trPr>
@@ -353,7 +353,7 @@
         </w:trPr>
         <w:tc>
           <w:tcPr>
-            <w:tcW w:w="619" w:type="dxa"/>
+            <w:tcW w:w="719" w:type="dxa"/>
             <w:tcBorders>
               <w:top w:val="single" w:sz="7" w:space="0" w:color="000000"/>
               <w:left w:val="single" w:sz="7" w:space="0" w:color="000000"/>
@@ -378,7 +378,7 @@
         </w:tc>
         <w:tc>
           <w:tcPr>
-            <w:tcW w:w="6568" w:type="dxa"/>
+            <w:tcW w:w="6745" w:type="dxa"/>
             <w:tcBorders>
               <w:top w:val="single" w:sz="7" w:space="0" w:color="000000"/>
               <w:left w:val="single" w:sz="7" w:space="0" w:color="000000"/>
@@ -403,7 +403,7 @@
         </w:tc>
         <w:tc>
           <w:tcPr>
-            <w:tcW w:w="629" w:type="dxa"/>
+            <w:tcW w:w="810" w:type="dxa"/>
             <w:tcBorders>
               <w:top w:val="single" w:sz="7" w:space="0" w:color="000000"/>
               <w:left w:val="single" w:sz="7" w:space="0" w:color="000000"/>
@@ -428,7 +428,7 @@
         </w:tc>
         <w:tc>
           <w:tcPr>
-            <w:tcW w:w="674" w:type="dxa"/>
+            <w:tcW w:w="726" w:type="dxa"/>
             <w:tcBorders>
               <w:top w:val="single" w:sz="7" w:space="0" w:color="000000"/>
               <w:left w:val="single" w:sz="7" w:space="0" w:color="000000"/>
@@ -452,7 +452,7 @@
         </w:tc>
         <w:tc>
           <w:tcPr>
-            <w:tcW w:w="674" w:type="dxa"/>
+            <w:tcW w:w="810" w:type="dxa"/>
             <w:tcBorders>
               <w:top w:val="single" w:sz="7" w:space="0" w:color="000000"/>
               <w:left w:val="single" w:sz="7" w:space="0" w:color="000000"/>
@@ -476,7 +476,7 @@
         </w:tc>
         <w:tc>
           <w:tcPr>
-            <w:tcW w:w="840" w:type="dxa"/>
+            <w:tcW w:w="785" w:type="dxa"/>
             <w:tcBorders>
               <w:top w:val="single" w:sz="7" w:space="0" w:color="000000"/>
               <w:left w:val="single" w:sz="7" w:space="0" w:color="000000"/>
@@ -517,7 +517,7 @@
         </w:trPr>
         <w:tc>
           <w:tcPr>
-            <w:tcW w:w="619" w:type="dxa"/>
+            <w:tcW w:w="719" w:type="dxa"/>
             <w:tcBorders>
               <w:top w:val="single" w:sz="7" w:space="0" w:color="000000"/>
               <w:left w:val="single" w:sz="7" w:space="0" w:color="000000"/>
@@ -541,7 +541,7 @@
         </w:tc>
         <w:tc>
           <w:tcPr>
-            <w:tcW w:w="6568" w:type="dxa"/>
+            <w:tcW w:w="6745" w:type="dxa"/>
             <w:tcBorders>
               <w:top w:val="single" w:sz="7" w:space="0" w:color="000000"/>
               <w:left w:val="single" w:sz="7" w:space="0" w:color="000000"/>
@@ -582,13 +582,27 @@
                 <w:rFonts w:ascii="Times New Roman" w:eastAsia="Times New Roman" w:hAnsi="Times New Roman" w:cs="Times New Roman"/>
                 <w:sz w:val="24"/>
               </w:rPr>
-              <w:t>{{CURRENT_DATE}}</w:t>
-            </w:r>
-          </w:p>
-        </w:tc>
-        <w:tc>
-          <w:tcPr>
-            <w:tcW w:w="629" w:type="dxa"/>
+              <w:t>{</w:t>
+            </w:r>
+            <w:r>
+              <w:rPr>
+                <w:rFonts w:ascii="Times New Roman" w:eastAsia="Times New Roman" w:hAnsi="Times New Roman" w:cs="Times New Roman"/>
+                <w:sz w:val="24"/>
+              </w:rPr>
+              <w:t>{HDTDCT_DATE</w:t>
+            </w:r>
+            <w:r>
+              <w:rPr>
+                <w:rFonts w:ascii="Times New Roman" w:eastAsia="Times New Roman" w:hAnsi="Times New Roman" w:cs="Times New Roman"/>
+                <w:sz w:val="24"/>
+              </w:rPr>
+              <w:t>}}</w:t>
+            </w:r>
+          </w:p>
+        </w:tc>
+        <w:tc>
+          <w:tcPr>
+            <w:tcW w:w="810" w:type="dxa"/>
             <w:tcBorders>
               <w:top w:val="single" w:sz="7" w:space="0" w:color="000000"/>
               <w:left w:val="single" w:sz="7" w:space="0" w:color="000000"/>
@@ -600,7 +614,7 @@
         </w:tc>
         <w:tc>
           <w:tcPr>
-            <w:tcW w:w="674" w:type="dxa"/>
+            <w:tcW w:w="726" w:type="dxa"/>
             <w:tcBorders>
               <w:top w:val="single" w:sz="7" w:space="0" w:color="000000"/>
               <w:left w:val="single" w:sz="7" w:space="0" w:color="000000"/>
@@ -612,7 +626,7 @@
         </w:tc>
         <w:tc>
           <w:tcPr>
-            <w:tcW w:w="674" w:type="dxa"/>
+            <w:tcW w:w="810" w:type="dxa"/>
             <w:tcBorders>
               <w:top w:val="single" w:sz="7" w:space="0" w:color="000000"/>
               <w:left w:val="single" w:sz="7" w:space="0" w:color="000000"/>
@@ -636,7 +650,7 @@
         </w:tc>
         <w:tc>
           <w:tcPr>
-            <w:tcW w:w="840" w:type="dxa"/>
+            <w:tcW w:w="785" w:type="dxa"/>
             <w:tcBorders>
               <w:top w:val="single" w:sz="7" w:space="0" w:color="000000"/>
               <w:left w:val="single" w:sz="7" w:space="0" w:color="000000"/>
@@ -665,7 +679,7 @@
         </w:trPr>
         <w:tc>
           <w:tcPr>
-            <w:tcW w:w="619" w:type="dxa"/>
+            <w:tcW w:w="719" w:type="dxa"/>
             <w:tcBorders>
               <w:top w:val="single" w:sz="7" w:space="0" w:color="000000"/>
               <w:left w:val="single" w:sz="7" w:space="0" w:color="000000"/>
@@ -688,20 +702,32 @@
         </w:tc>
         <w:tc>
           <w:tcPr>
-            <w:tcW w:w="6568" w:type="dxa"/>
-            <w:tcBorders>
-              <w:top w:val="single" w:sz="7" w:space="0" w:color="000000"/>
-              <w:left w:val="single" w:sz="7" w:space="0" w:color="000000"/>
-              <w:bottom w:val="single" w:sz="7" w:space="0" w:color="000000"/>
-              <w:right w:val="single" w:sz="7" w:space="0" w:color="000000"/>
-            </w:tcBorders>
-          </w:tcPr>
-          <w:p>
-            <w:r>
-              <w:rPr>
-                <w:rFonts w:ascii="Times New Roman" w:eastAsia="Times New Roman" w:hAnsi="Times New Roman" w:cs="Times New Roman"/>
-              </w:rPr>
-              <w:t>Đề xuất cấp bảo lãnh Số:       /</w:t>
+            <w:tcW w:w="6745" w:type="dxa"/>
+            <w:tcBorders>
+              <w:top w:val="single" w:sz="7" w:space="0" w:color="000000"/>
+              <w:left w:val="single" w:sz="7" w:space="0" w:color="000000"/>
+              <w:bottom w:val="single" w:sz="7" w:space="0" w:color="000000"/>
+              <w:right w:val="single" w:sz="7" w:space="0" w:color="000000"/>
+            </w:tcBorders>
+          </w:tcPr>
+          <w:p>
+            <w:r>
+              <w:rPr>
+                <w:rFonts w:ascii="Times New Roman" w:eastAsia="Times New Roman" w:hAnsi="Times New Roman" w:cs="Times New Roman"/>
+              </w:rPr>
+              <w:t xml:space="preserve">Đề xuất cấp bảo lãnh Số:      </w:t>
+            </w:r>
+            <w:r>
+              <w:rPr>
+                <w:rFonts w:ascii="Times New Roman" w:eastAsia="Times New Roman" w:hAnsi="Times New Roman" w:cs="Times New Roman"/>
+              </w:rPr>
+              <w:t xml:space="preserve"> </w:t>
+            </w:r>
+            <w:r>
+              <w:rPr>
+                <w:rFonts w:ascii="Times New Roman" w:eastAsia="Times New Roman" w:hAnsi="Times New Roman" w:cs="Times New Roman"/>
+              </w:rPr>
+              <w:t xml:space="preserve"> /</w:t>
             </w:r>
             <w:proofErr w:type="gramStart"/>
             <w:r>
@@ -728,7 +754,7 @@
         </w:tc>
         <w:tc>
           <w:tcPr>
-            <w:tcW w:w="629" w:type="dxa"/>
+            <w:tcW w:w="810" w:type="dxa"/>
             <w:tcBorders>
               <w:top w:val="single" w:sz="7" w:space="0" w:color="000000"/>
               <w:left w:val="single" w:sz="7" w:space="0" w:color="000000"/>
@@ -740,7 +766,7 @@
         </w:tc>
         <w:tc>
           <w:tcPr>
-            <w:tcW w:w="674" w:type="dxa"/>
+            <w:tcW w:w="726" w:type="dxa"/>
             <w:tcBorders>
               <w:top w:val="single" w:sz="7" w:space="0" w:color="000000"/>
               <w:left w:val="single" w:sz="7" w:space="0" w:color="000000"/>
@@ -752,7 +778,7 @@
         </w:tc>
         <w:tc>
           <w:tcPr>
-            <w:tcW w:w="674" w:type="dxa"/>
+            <w:tcW w:w="810" w:type="dxa"/>
             <w:tcBorders>
               <w:top w:val="single" w:sz="7" w:space="0" w:color="000000"/>
               <w:left w:val="single" w:sz="7" w:space="0" w:color="000000"/>
@@ -775,7 +801,7 @@
         </w:tc>
         <w:tc>
           <w:tcPr>
-            <w:tcW w:w="840" w:type="dxa"/>
+            <w:tcW w:w="785" w:type="dxa"/>
             <w:tcBorders>
               <w:top w:val="single" w:sz="7" w:space="0" w:color="000000"/>
               <w:left w:val="single" w:sz="7" w:space="0" w:color="000000"/>
@@ -803,7 +829,7 @@
         </w:trPr>
         <w:tc>
           <w:tcPr>
-            <w:tcW w:w="619" w:type="dxa"/>
+            <w:tcW w:w="719" w:type="dxa"/>
             <w:tcBorders>
               <w:top w:val="single" w:sz="7" w:space="0" w:color="000000"/>
               <w:left w:val="single" w:sz="7" w:space="0" w:color="000000"/>
@@ -826,7 +852,7 @@
         </w:tc>
         <w:tc>
           <w:tcPr>
-            <w:tcW w:w="6568" w:type="dxa"/>
+            <w:tcW w:w="6745" w:type="dxa"/>
             <w:tcBorders>
               <w:top w:val="single" w:sz="7" w:space="0" w:color="000000"/>
               <w:left w:val="single" w:sz="7" w:space="0" w:color="000000"/>
@@ -845,7 +871,7 @@
         </w:tc>
         <w:tc>
           <w:tcPr>
-            <w:tcW w:w="629" w:type="dxa"/>
+            <w:tcW w:w="810" w:type="dxa"/>
             <w:tcBorders>
               <w:top w:val="single" w:sz="7" w:space="0" w:color="000000"/>
               <w:left w:val="single" w:sz="7" w:space="0" w:color="000000"/>
@@ -868,7 +894,7 @@
         </w:tc>
         <w:tc>
           <w:tcPr>
-            <w:tcW w:w="674" w:type="dxa"/>
+            <w:tcW w:w="726" w:type="dxa"/>
             <w:tcBorders>
               <w:top w:val="single" w:sz="7" w:space="0" w:color="000000"/>
               <w:left w:val="single" w:sz="7" w:space="0" w:color="000000"/>
@@ -880,7 +906,7 @@
         </w:tc>
         <w:tc>
           <w:tcPr>
-            <w:tcW w:w="674" w:type="dxa"/>
+            <w:tcW w:w="810" w:type="dxa"/>
             <w:tcBorders>
               <w:top w:val="single" w:sz="7" w:space="0" w:color="000000"/>
               <w:left w:val="single" w:sz="7" w:space="0" w:color="000000"/>
@@ -892,7 +918,7 @@
         </w:tc>
         <w:tc>
           <w:tcPr>
-            <w:tcW w:w="840" w:type="dxa"/>
+            <w:tcW w:w="785" w:type="dxa"/>
             <w:tcBorders>
               <w:top w:val="single" w:sz="7" w:space="0" w:color="000000"/>
               <w:left w:val="single" w:sz="7" w:space="0" w:color="000000"/>
@@ -909,7 +935,7 @@
         </w:trPr>
         <w:tc>
           <w:tcPr>
-            <w:tcW w:w="619" w:type="dxa"/>
+            <w:tcW w:w="719" w:type="dxa"/>
             <w:tcBorders>
               <w:top w:val="single" w:sz="7" w:space="0" w:color="000000"/>
               <w:left w:val="single" w:sz="7" w:space="0" w:color="000000"/>
@@ -932,7 +958,7 @@
         </w:tc>
         <w:tc>
           <w:tcPr>
-            <w:tcW w:w="6568" w:type="dxa"/>
+            <w:tcW w:w="6745" w:type="dxa"/>
             <w:tcBorders>
               <w:top w:val="single" w:sz="7" w:space="0" w:color="000000"/>
               <w:left w:val="single" w:sz="7" w:space="0" w:color="000000"/>
@@ -951,7 +977,7 @@
         </w:tc>
         <w:tc>
           <w:tcPr>
-            <w:tcW w:w="629" w:type="dxa"/>
+            <w:tcW w:w="810" w:type="dxa"/>
             <w:tcBorders>
               <w:top w:val="single" w:sz="7" w:space="0" w:color="000000"/>
               <w:left w:val="single" w:sz="7" w:space="0" w:color="000000"/>
@@ -963,7 +989,7 @@
         </w:tc>
         <w:tc>
           <w:tcPr>
-            <w:tcW w:w="674" w:type="dxa"/>
+            <w:tcW w:w="726" w:type="dxa"/>
             <w:tcBorders>
               <w:top w:val="single" w:sz="7" w:space="0" w:color="000000"/>
               <w:left w:val="single" w:sz="7" w:space="0" w:color="000000"/>
@@ -975,7 +1001,7 @@
         </w:tc>
         <w:tc>
           <w:tcPr>
-            <w:tcW w:w="674" w:type="dxa"/>
+            <w:tcW w:w="810" w:type="dxa"/>
             <w:tcBorders>
               <w:top w:val="single" w:sz="7" w:space="0" w:color="000000"/>
               <w:left w:val="single" w:sz="7" w:space="0" w:color="000000"/>
@@ -998,7 +1024,7 @@
         </w:tc>
         <w:tc>
           <w:tcPr>
-            <w:tcW w:w="840" w:type="dxa"/>
+            <w:tcW w:w="785" w:type="dxa"/>
             <w:tcBorders>
               <w:top w:val="single" w:sz="7" w:space="0" w:color="000000"/>
               <w:left w:val="single" w:sz="7" w:space="0" w:color="000000"/>
